--- a/klagomål/A 60229-2025 FSC-klagomål.docx
+++ b/klagomål/A 60229-2025 FSC-klagomål.docx
@@ -1520,7 +1520,7 @@
     <w:r>
       <w:tab/>
       <w:tab/>
-      <w:t>2026-07-26</w:t>
+      <w:t>2026-07-27</w:t>
       <w:br/>
       <w:br/>
     </w:r>

--- a/klagomål/A 60229-2025 FSC-klagomål.docx
+++ b/klagomål/A 60229-2025 FSC-klagomål.docx
@@ -216,12 +216,12 @@
         <w:spacing w:after="240"/>
       </w:pPr>
       <w:r>
-        <w:t>Figur 1. Fyndplatser för naturvårdsarter i avverkningsanmälan. Markörer utan svart kant är placerade på fyndplatsen. Markörer med svart kant är placerade vid sidan av fyndplatsen har ett svart streck som visar fyndplatsens exakta position. Kartans mittpunktskoordinat är N 6711109, E 447010 i SWEREF 99 TM.</w:t>
+        <w:t>Figur 1. Fyndplatser för naturvårdsarter i och inom 18 meter från avverkningsanmälan. Markörer utan svart kant är placerade på fyndplatsen. Markörer med svart kant är placerade vid sidan av fyndplatsen har ett svart streck som visar fyndplatsens exakta position. Kartans mittpunktskoordinat är N 6711109, E 447010 i SWEREF 99 TM.</w:t>
       </w:r>
     </w:p>
     <w:p>
       <w:r>
-        <w:t>I avverkningsanmälan finns fynd av 9 naturvårdsarter, varav 7 är rödlistade, 3 är fridlysta, 8 är typiska (T) och 1 är signalart (S): garnlav (VU, T), knärot (VU, T, §8), kolflarnlav (NT, T), mörk kolflarnlav (NT), tallticka (NT, T), tretåig hackspett (NT, T, §4), ullticka (NT, T), grönpyrola (S, T) och spillkråka (T, §4). Se Figur 1.</w:t>
+        <w:t>I och inom 18 meter från avverkningsanmälan finns fynd av 9 naturvårdsarter, varav 7 är rödlistade, 3 är fridlysta, 8 är typiska (T) och 1 är signalart (S): garnlav (VU, T), knärot (VU, T, §8), kolflarnlav (NT, T), mörk kolflarnlav (NT), tallticka (NT, T), tretåig hackspett (NT, T, §4), ullticka (NT, T), grönpyrola (S, T) och spillkråka (T, §4). Se Figur 1.</w:t>
       </w:r>
     </w:p>
     <w:p>
@@ -325,7 +325,7 @@
     </w:p>
     <w:p>
       <w:r>
-        <w:t>I det avverkningsanmälda området finns 13 fyndplatser för knärot registrerade på Artportalen. Figur 2 visar gränserna för buffertzoner på 50 m, som behöver lämnas kring fyndplatserna för att knärotslokalerna inte ska försvinna vid en avverkning. Av det avverkningsanmälda området överlappar 3.05 ha med buffertzonerna och får av detta skäl inte avverkas.</w:t>
+        <w:t>I det avverkningsanmälda området finns 14 fyndplatser för knärot registrerade på Artportalen. Figur 2 visar gränserna för buffertzoner på 50 m, som behöver lämnas kring fyndplatserna för att knärotslokalerna inte ska försvinna vid en avverkning. Av det avverkningsanmälda området överlappar 3.46 ha med buffertzonerna och får av detta skäl inte avverkas.</w:t>
       </w:r>
     </w:p>
     <w:p>
@@ -1520,7 +1520,7 @@
     <w:r>
       <w:tab/>
       <w:tab/>
-      <w:t>2026-07-27</w:t>
+      <w:t>2026-07-28</w:t>
       <w:br/>
       <w:br/>
     </w:r>

--- a/klagomål/A 60229-2025 FSC-klagomål.docx
+++ b/klagomål/A 60229-2025 FSC-klagomål.docx
@@ -1520,7 +1520,7 @@
     <w:r>
       <w:tab/>
       <w:tab/>
-      <w:t>2026-07-28</w:t>
+      <w:t>2026-07-29</w:t>
       <w:br/>
       <w:br/>
     </w:r>

--- a/klagomål/A 60229-2025 FSC-klagomål.docx
+++ b/klagomål/A 60229-2025 FSC-klagomål.docx
@@ -1520,7 +1520,7 @@
     <w:r>
       <w:tab/>
       <w:tab/>
-      <w:t>2026-07-29</w:t>
+      <w:t>2026-07-30</w:t>
       <w:br/>
       <w:br/>
     </w:r>

--- a/klagomål/A 60229-2025 FSC-klagomål.docx
+++ b/klagomål/A 60229-2025 FSC-klagomål.docx
@@ -1520,7 +1520,7 @@
     <w:r>
       <w:tab/>
       <w:tab/>
-      <w:t>2026-07-30</w:t>
+      <w:t>2026-07-31</w:t>
       <w:br/>
       <w:br/>
     </w:r>

--- a/klagomål/A 60229-2025 FSC-klagomål.docx
+++ b/klagomål/A 60229-2025 FSC-klagomål.docx
@@ -1520,7 +1520,7 @@
     <w:r>
       <w:tab/>
       <w:tab/>
-      <w:t>2026-07-31</w:t>
+      <w:t>2026-08-01</w:t>
       <w:br/>
       <w:br/>
     </w:r>

--- a/klagomål/A 60229-2025 FSC-klagomål.docx
+++ b/klagomål/A 60229-2025 FSC-klagomål.docx
@@ -1520,7 +1520,7 @@
     <w:r>
       <w:tab/>
       <w:tab/>
-      <w:t>2026-08-01</w:t>
+      <w:t>2026-08-02</w:t>
       <w:br/>
       <w:br/>
     </w:r>

--- a/klagomål/A 60229-2025 FSC-klagomål.docx
+++ b/klagomål/A 60229-2025 FSC-klagomål.docx
@@ -1520,7 +1520,7 @@
     <w:r>
       <w:tab/>
       <w:tab/>
-      <w:t>2026-08-02</w:t>
+      <w:t>2026-08-03</w:t>
       <w:br/>
       <w:br/>
     </w:r>

--- a/klagomål/A 60229-2025 FSC-klagomål.docx
+++ b/klagomål/A 60229-2025 FSC-klagomål.docx
@@ -1520,7 +1520,7 @@
     <w:r>
       <w:tab/>
       <w:tab/>
-      <w:t>2026-08-03</w:t>
+      <w:t>2026-08-05</w:t>
       <w:br/>
       <w:br/>
     </w:r>

--- a/klagomål/A 60229-2025 FSC-klagomål.docx
+++ b/klagomål/A 60229-2025 FSC-klagomål.docx
@@ -1520,7 +1520,7 @@
     <w:r>
       <w:tab/>
       <w:tab/>
-      <w:t>2026-08-05</w:t>
+      <w:t>2026-08-07</w:t>
       <w:br/>
       <w:br/>
     </w:r>

--- a/klagomål/A 60229-2025 FSC-klagomål.docx
+++ b/klagomål/A 60229-2025 FSC-klagomål.docx
@@ -1520,7 +1520,7 @@
     <w:r>
       <w:tab/>
       <w:tab/>
-      <w:t>2026-08-07</w:t>
+      <w:t>2026-08-08</w:t>
       <w:br/>
       <w:br/>
     </w:r>

--- a/klagomål/A 60229-2025 FSC-klagomål.docx
+++ b/klagomål/A 60229-2025 FSC-klagomål.docx
@@ -1520,7 +1520,7 @@
     <w:r>
       <w:tab/>
       <w:tab/>
-      <w:t>2026-08-15</w:t>
+      <w:t>2026-08-16</w:t>
       <w:br/>
       <w:br/>
     </w:r>

--- a/klagomål/A 60229-2025 FSC-klagomål.docx
+++ b/klagomål/A 60229-2025 FSC-klagomål.docx
@@ -1520,7 +1520,7 @@
     <w:r>
       <w:tab/>
       <w:tab/>
-      <w:t>2026-08-16</w:t>
+      <w:t>2026-08-17</w:t>
       <w:br/>
       <w:br/>
     </w:r>

--- a/klagomål/A 60229-2025 FSC-klagomål.docx
+++ b/klagomål/A 60229-2025 FSC-klagomål.docx
@@ -1520,7 +1520,7 @@
     <w:r>
       <w:tab/>
       <w:tab/>
-      <w:t>2026-08-17</w:t>
+      <w:t>2026-08-18</w:t>
       <w:br/>
       <w:br/>
     </w:r>

--- a/klagomål/A 60229-2025 FSC-klagomål.docx
+++ b/klagomål/A 60229-2025 FSC-klagomål.docx
@@ -1520,7 +1520,7 @@
     <w:r>
       <w:tab/>
       <w:tab/>
-      <w:t>2026-08-18</w:t>
+      <w:t>2026-08-19</w:t>
       <w:br/>
       <w:br/>
     </w:r>

--- a/klagomål/A 60229-2025 FSC-klagomål.docx
+++ b/klagomål/A 60229-2025 FSC-klagomål.docx
@@ -1520,7 +1520,7 @@
     <w:r>
       <w:tab/>
       <w:tab/>
-      <w:t>2026-08-19</w:t>
+      <w:t>2026-08-20</w:t>
       <w:br/>
       <w:br/>
     </w:r>

--- a/klagomål/A 60229-2025 FSC-klagomål.docx
+++ b/klagomål/A 60229-2025 FSC-klagomål.docx
@@ -1520,7 +1520,7 @@
     <w:r>
       <w:tab/>
       <w:tab/>
-      <w:t>2026-08-20</w:t>
+      <w:t>2026-08-21</w:t>
       <w:br/>
       <w:br/>
     </w:r>

--- a/klagomål/A 60229-2025 FSC-klagomål.docx
+++ b/klagomål/A 60229-2025 FSC-klagomål.docx
@@ -1520,7 +1520,7 @@
     <w:r>
       <w:tab/>
       <w:tab/>
-      <w:t>2026-08-21</w:t>
+      <w:t>2026-08-22</w:t>
       <w:br/>
       <w:br/>
     </w:r>

--- a/klagomål/A 60229-2025 FSC-klagomål.docx
+++ b/klagomål/A 60229-2025 FSC-klagomål.docx
@@ -1520,7 +1520,7 @@
     <w:r>
       <w:tab/>
       <w:tab/>
-      <w:t>2026-08-22</w:t>
+      <w:t>2026-08-23</w:t>
       <w:br/>
       <w:br/>
     </w:r>

--- a/klagomål/A 60229-2025 FSC-klagomål.docx
+++ b/klagomål/A 60229-2025 FSC-klagomål.docx
@@ -1520,7 +1520,7 @@
     <w:r>
       <w:tab/>
       <w:tab/>
-      <w:t>2026-08-23</w:t>
+      <w:t>2026-08-24</w:t>
       <w:br/>
       <w:br/>
     </w:r>

--- a/klagomål/A 60229-2025 FSC-klagomål.docx
+++ b/klagomål/A 60229-2025 FSC-klagomål.docx
@@ -1520,7 +1520,7 @@
     <w:r>
       <w:tab/>
       <w:tab/>
-      <w:t>2026-08-24</w:t>
+      <w:t>2026-08-25</w:t>
       <w:br/>
       <w:br/>
     </w:r>

--- a/klagomål/A 60229-2025 FSC-klagomål.docx
+++ b/klagomål/A 60229-2025 FSC-klagomål.docx
@@ -1520,7 +1520,7 @@
     <w:r>
       <w:tab/>
       <w:tab/>
-      <w:t>2026-08-25</w:t>
+      <w:t>2026-08-26</w:t>
       <w:br/>
       <w:br/>
     </w:r>

--- a/klagomål/A 60229-2025 FSC-klagomål.docx
+++ b/klagomål/A 60229-2025 FSC-klagomål.docx
@@ -1520,7 +1520,7 @@
     <w:r>
       <w:tab/>
       <w:tab/>
-      <w:t>2026-08-26</w:t>
+      <w:t>2026-08-27</w:t>
       <w:br/>
       <w:br/>
     </w:r>

--- a/klagomål/A 60229-2025 FSC-klagomål.docx
+++ b/klagomål/A 60229-2025 FSC-klagomål.docx
@@ -1520,7 +1520,7 @@
     <w:r>
       <w:tab/>
       <w:tab/>
-      <w:t>2026-08-27</w:t>
+      <w:t>2026-08-28</w:t>
       <w:br/>
       <w:br/>
     </w:r>

--- a/klagomål/A 60229-2025 FSC-klagomål.docx
+++ b/klagomål/A 60229-2025 FSC-klagomål.docx
@@ -1520,7 +1520,7 @@
     <w:r>
       <w:tab/>
       <w:tab/>
-      <w:t>2026-08-28</w:t>
+      <w:t>2026-08-29</w:t>
       <w:br/>
       <w:br/>
     </w:r>

--- a/klagomål/A 60229-2025 FSC-klagomål.docx
+++ b/klagomål/A 60229-2025 FSC-klagomål.docx
@@ -1520,7 +1520,7 @@
     <w:r>
       <w:tab/>
       <w:tab/>
-      <w:t>2026-08-29</w:t>
+      <w:t>2026-08-31</w:t>
       <w:br/>
       <w:br/>
     </w:r>

--- a/klagomål/A 60229-2025 FSC-klagomål.docx
+++ b/klagomål/A 60229-2025 FSC-klagomål.docx
@@ -1520,7 +1520,7 @@
     <w:r>
       <w:tab/>
       <w:tab/>
-      <w:t>2026-08-31</w:t>
+      <w:t>2026-09-01</w:t>
       <w:br/>
       <w:br/>
     </w:r>

--- a/klagomål/A 60229-2025 FSC-klagomål.docx
+++ b/klagomål/A 60229-2025 FSC-klagomål.docx
@@ -1520,7 +1520,7 @@
     <w:r>
       <w:tab/>
       <w:tab/>
-      <w:t>2026-09-01</w:t>
+      <w:t>2026-09-02</w:t>
       <w:br/>
       <w:br/>
     </w:r>

--- a/klagomål/A 60229-2025 FSC-klagomål.docx
+++ b/klagomål/A 60229-2025 FSC-klagomål.docx
@@ -1520,7 +1520,7 @@
     <w:r>
       <w:tab/>
       <w:tab/>
-      <w:t>2026-09-02</w:t>
+      <w:t>2026-09-03</w:t>
       <w:br/>
       <w:br/>
     </w:r>

--- a/klagomål/A 60229-2025 FSC-klagomål.docx
+++ b/klagomål/A 60229-2025 FSC-klagomål.docx
@@ -1520,7 +1520,7 @@
     <w:r>
       <w:tab/>
       <w:tab/>
-      <w:t>2026-09-03</w:t>
+      <w:t>2026-09-04</w:t>
       <w:br/>
       <w:br/>
     </w:r>

--- a/klagomål/A 60229-2025 FSC-klagomål.docx
+++ b/klagomål/A 60229-2025 FSC-klagomål.docx
@@ -1520,7 +1520,7 @@
     <w:r>
       <w:tab/>
       <w:tab/>
-      <w:t>2026-09-04</w:t>
+      <w:t>2026-09-05</w:t>
       <w:br/>
       <w:br/>
     </w:r>
